--- a/Proposed_Solution_Auto_Ticket_Classification.docx
+++ b/Proposed_Solution_Auto_Ticket_Classification.docx
@@ -39,7 +39,7 @@
         <w:t xml:space="preserve">Team ID: </w:t>
       </w:r>
       <w:r>
-        <w:t>6ab699b2534c8646a9cdd6c7</w:t>
+        <w:t>SWTID-2026-6806</w:t>
       </w:r>
     </w:p>
     <w:p>
@@ -255,6 +255,11 @@
                 <w:sz w:val="20"/>
               </w:rPr>
               <w:br/>
+            </w:r>
+            <w:r>
+              <w:rPr>
+                <w:sz w:val="20"/>
+              </w:rPr>
               <w:t>• Flow Trigger: Starts automatically when a new Incident record is created.</w:t>
             </w:r>
             <w:r>
@@ -283,6 +288,11 @@
                 <w:sz w:val="20"/>
               </w:rPr>
               <w:br/>
+            </w:r>
+            <w:r>
+              <w:rPr>
+                <w:sz w:val="20"/>
+              </w:rPr>
               <w:t>• Work Note: Optionally records that the incident was automatically classified and routed.</w:t>
             </w:r>
           </w:p>
@@ -498,6 +508,11 @@
                 <w:sz w:val="20"/>
               </w:rPr>
               <w:br/>
+            </w:r>
+            <w:r>
+              <w:rPr>
+                <w:sz w:val="20"/>
+              </w:rPr>
               <w:t>• Minimizes unnecessary ticket re-assignment caused by incorrect or incomplete manual categorization.</w:t>
             </w:r>
             <w:r>
